--- a/SWI/201-Plant-Sampling/MM-4034-033-OR-03-SWI-PRO-MET-201-007-Barren-Carbon-Sampling-at-Carbon-Dewatering-Screen-061-SC-013-RevA.docx
+++ b/SWI/201-Plant-Sampling/MM-4034-033-OR-03-SWI-PRO-MET-201-007-Barren-Carbon-Sampling-at-Carbon-Dewatering-Screen-061-SC-013-RevA.docx
@@ -1115,7 +1115,7 @@
           <w:sz w:val="20"/>
           <w:szCs w:val="20"/>
         </w:rPr>
-        <w:t xml:space="preserve">Chemical resistant suit, nitrile rubber gloves and apron</w:t>
+        <w:t xml:space="preserve">Chemical resistant suit, nitrile rubber gloves and apron, heat-resistant gloves</w:t>
       </w:r>
     </w:p>
     <w:p>
@@ -1158,27 +1158,6 @@
           <w:szCs w:val="20"/>
         </w:rPr>
         <w:t xml:space="preserve">Full or half gas mask with A2B2E2K2P3 cartridge, carried and available for immediate use</w:t>
-      </w:r>
-    </w:p>
-    <w:p>
-      <w:pPr>
-        <w:numPr>
-          <w:ilvl w:val="0"/>
-          <w:numId w:val="1"/>
-        </w:numPr>
-        <w:spacing w:after="0" w:line="276" w:lineRule="auto"/>
-        <w:ind w:left="1134"/>
-        <w:rPr>
-          <w:sz w:val="20"/>
-          <w:szCs w:val="20"/>
-        </w:rPr>
-      </w:pPr>
-      <w:r>
-        <w:rPr>
-          <w:sz w:val="20"/>
-          <w:szCs w:val="20"/>
-        </w:rPr>
-        <w:t xml:space="preserve">Heat-resistant gloves</w:t>
       </w:r>
     </w:p>
     <w:p>
@@ -3653,7 +3632,7 @@
                 <w:lang w:val="en-AU" w:eastAsia="en-AU"/>
                 <w14:ligatures w14:val="none"/>
               </w:rPr>
-              <w:t xml:space="preserve">Confirm you are trained and signed off against this SWI, signed on to JSEA-PRO-MET-201-007 at a communication session, and authorised by the Shift Supervisor.</w:t>
+              <w:t xml:space="preserve">Confirm you are trained and signed off against this SWI, signed on to JSEA-PRO-MET-201-007 at a communication session, site inducted with current cyanide awareness and gas detection competency where the area requires it, and authorised by the Shift Supervisor.</w:t>
             </w:r>
           </w:p>
           <w:p>
